--- a/HLD.docx
+++ b/HLD.docx
@@ -882,35 +882,7 @@
           <w:rFonts w:ascii="Times New Roman" w:eastAsia="Times New Roman" w:hAnsi="Times New Roman" w:cs="Times New Roman"/>
           <w:lang w:val="en-US"/>
         </w:rPr>
-        <w:t>1</w:t>
-      </w:r>
-      <w:r>
-        <w:rPr>
-          <w:rFonts w:ascii="Times New Roman" w:eastAsia="Times New Roman" w:hAnsi="Times New Roman" w:cs="Times New Roman"/>
-          <w:lang w:val="en-US"/>
-        </w:rPr>
-        <w:t>.</w:t>
-      </w:r>
-      <w:r>
-        <w:rPr>
-          <w:rFonts w:ascii="Times New Roman" w:eastAsia="Times New Roman" w:hAnsi="Times New Roman" w:cs="Times New Roman"/>
-          <w:lang w:val="en-US"/>
-        </w:rPr>
-        <w:t>4</w:t>
-      </w:r>
-      <w:r>
-        <w:rPr>
-          <w:rFonts w:ascii="Times New Roman" w:eastAsia="Times New Roman" w:hAnsi="Times New Roman" w:cs="Times New Roman"/>
-          <w:lang w:val="en-US"/>
-        </w:rPr>
-        <w:t xml:space="preserve">.  </w:t>
-      </w:r>
-      <w:r>
-        <w:rPr>
-          <w:rFonts w:ascii="Times New Roman" w:eastAsia="Times New Roman" w:hAnsi="Times New Roman" w:cs="Times New Roman"/>
-          <w:lang w:val="en-US"/>
-        </w:rPr>
-        <w:t>Business Use Cases</w:t>
+        <w:t>1.4.  Business Use Cases</w:t>
       </w:r>
       <w:r>
         <w:rPr>
@@ -1071,21 +1043,7 @@
           <w:rFonts w:ascii="Times New Roman" w:eastAsia="Times New Roman" w:hAnsi="Times New Roman" w:cs="Times New Roman"/>
           <w:lang w:val="en-US"/>
         </w:rPr>
-        <w:t>2.</w:t>
-      </w:r>
-      <w:r>
-        <w:rPr>
-          <w:rFonts w:ascii="Times New Roman" w:eastAsia="Times New Roman" w:hAnsi="Times New Roman" w:cs="Times New Roman"/>
-          <w:lang w:val="en-US"/>
-        </w:rPr>
-        <w:t>3</w:t>
-      </w:r>
-      <w:r>
-        <w:rPr>
-          <w:rFonts w:ascii="Times New Roman" w:eastAsia="Times New Roman" w:hAnsi="Times New Roman" w:cs="Times New Roman"/>
-          <w:lang w:val="en-US"/>
-        </w:rPr>
-        <w:t>.  Information Flow</w:t>
+        <w:t>2.3.  Information Flow</w:t>
       </w:r>
       <w:r>
         <w:rPr>
@@ -1183,28 +1141,7 @@
           <w:rFonts w:ascii="Times New Roman" w:eastAsia="Times New Roman" w:hAnsi="Times New Roman" w:cs="Times New Roman"/>
           <w:lang w:val="en-US"/>
         </w:rPr>
-        <w:t>2.</w:t>
-      </w:r>
-      <w:r>
-        <w:rPr>
-          <w:rFonts w:ascii="Times New Roman" w:eastAsia="Times New Roman" w:hAnsi="Times New Roman" w:cs="Times New Roman"/>
-          <w:lang w:val="en-US"/>
-        </w:rPr>
-        <w:t>5</w:t>
-      </w:r>
-      <w:r>
-        <w:rPr>
-          <w:rFonts w:ascii="Times New Roman" w:eastAsia="Times New Roman" w:hAnsi="Times New Roman" w:cs="Times New Roman"/>
-          <w:lang w:val="en-US"/>
-        </w:rPr>
-        <w:t xml:space="preserve">.  </w:t>
-      </w:r>
-      <w:r>
-        <w:rPr>
-          <w:rFonts w:ascii="Times New Roman" w:eastAsia="Times New Roman" w:hAnsi="Times New Roman" w:cs="Times New Roman"/>
-          <w:lang w:val="en-US"/>
-        </w:rPr>
-        <w:t>Feature Importance Analysis</w:t>
+        <w:t>2.5.  Feature Importance Analysis</w:t>
       </w:r>
       <w:r>
         <w:rPr>
@@ -1803,7 +1740,7 @@
           <w:rFonts w:ascii="Times New Roman" w:eastAsia="Times New Roman" w:hAnsi="Times New Roman" w:cs="Times New Roman"/>
           <w:lang w:val="en-US"/>
         </w:rPr>
-        <w:t>7</w:t>
+        <w:t>8</w:t>
       </w:r>
     </w:p>
     <w:p>
@@ -3099,173 +3036,278 @@
     </w:p>
     <w:p>
       <w:pPr>
+        <w:pStyle w:val="NormalWeb"/>
+        <w:numPr>
+          <w:ilvl w:val="0"/>
+          <w:numId w:val="72"/>
+        </w:numPr>
         <w:tabs>
           <w:tab w:val="left" w:pos="2582"/>
         </w:tabs>
-        <w:spacing w:line="240" w:lineRule="auto"/>
-        <w:ind w:left="360"/>
-        <w:rPr>
-          <w:rFonts w:ascii="Times New Roman" w:hAnsi="Times New Roman" w:cs="Times New Roman"/>
-          <w:b/>
-          <w:bCs/>
-          <w:sz w:val="30"/>
-          <w:szCs w:val="30"/>
-        </w:rPr>
-      </w:pPr>
-      <w:r>
-        <w:rPr>
-          <w:rFonts w:ascii="Times New Roman" w:hAnsi="Times New Roman" w:cs="Times New Roman"/>
-          <w:sz w:val="26"/>
-          <w:szCs w:val="26"/>
-        </w:rPr>
-        <w:t>Raw Data (CSV)</w:t>
-      </w:r>
-    </w:p>
-    <w:p>
-      <w:pPr>
+        <w:spacing w:after="0" w:line="240" w:lineRule="auto"/>
+        <w:ind w:left="927"/>
+        <w:rPr>
+          <w:sz w:val="26"/>
+          <w:szCs w:val="26"/>
+        </w:rPr>
+      </w:pPr>
+      <w:r>
+        <w:rPr>
+          <w:sz w:val="26"/>
+          <w:szCs w:val="26"/>
+        </w:rPr>
+        <w:t xml:space="preserve">Raw Data (CSV) is loaded into memory and validated for completeness. </w:t>
+      </w:r>
+    </w:p>
+    <w:p>
+      <w:pPr>
+        <w:pStyle w:val="NormalWeb"/>
+        <w:numPr>
+          <w:ilvl w:val="0"/>
+          <w:numId w:val="72"/>
+        </w:numPr>
         <w:tabs>
           <w:tab w:val="left" w:pos="2582"/>
         </w:tabs>
-        <w:spacing w:line="240" w:lineRule="auto"/>
-        <w:ind w:left="360"/>
-        <w:rPr>
-          <w:rFonts w:ascii="Times New Roman" w:hAnsi="Times New Roman" w:cs="Times New Roman"/>
-          <w:sz w:val="26"/>
-          <w:szCs w:val="26"/>
-        </w:rPr>
-      </w:pPr>
-      <w:r>
-        <w:rPr>
-          <w:rFonts w:ascii="Times New Roman" w:hAnsi="Times New Roman" w:cs="Times New Roman"/>
-          <w:sz w:val="26"/>
-          <w:szCs w:val="26"/>
-        </w:rPr>
-        <w:t>→ Cleaned Data</w:t>
-      </w:r>
-    </w:p>
-    <w:p>
-      <w:pPr>
+        <w:spacing w:after="0" w:line="240" w:lineRule="auto"/>
+        <w:ind w:left="927"/>
+        <w:rPr>
+          <w:sz w:val="26"/>
+          <w:szCs w:val="26"/>
+        </w:rPr>
+      </w:pPr>
+      <w:r>
+        <w:rPr>
+          <w:sz w:val="26"/>
+          <w:szCs w:val="26"/>
+        </w:rPr>
+        <w:t>Cleaned Data: missing values are forward-filled, duplicates removed, and Sales outliers filtered using the IQR method.</w:t>
+      </w:r>
+    </w:p>
+    <w:p>
+      <w:pPr>
+        <w:pStyle w:val="NormalWeb"/>
+        <w:numPr>
+          <w:ilvl w:val="0"/>
+          <w:numId w:val="72"/>
+        </w:numPr>
         <w:tabs>
           <w:tab w:val="left" w:pos="2582"/>
         </w:tabs>
-        <w:spacing w:line="240" w:lineRule="auto"/>
-        <w:ind w:left="360"/>
-        <w:rPr>
-          <w:rFonts w:ascii="Times New Roman" w:hAnsi="Times New Roman" w:cs="Times New Roman"/>
-          <w:sz w:val="26"/>
-          <w:szCs w:val="26"/>
-        </w:rPr>
-      </w:pPr>
-      <w:r>
-        <w:rPr>
-          <w:rFonts w:ascii="Times New Roman" w:hAnsi="Times New Roman" w:cs="Times New Roman"/>
-          <w:sz w:val="26"/>
-          <w:szCs w:val="26"/>
-        </w:rPr>
-        <w:t>→ Feature-Engineered Data</w:t>
-      </w:r>
-    </w:p>
-    <w:p>
-      <w:pPr>
+        <w:spacing w:after="0" w:line="240" w:lineRule="auto"/>
+        <w:ind w:left="927"/>
+        <w:rPr>
+          <w:sz w:val="26"/>
+          <w:szCs w:val="26"/>
+        </w:rPr>
+      </w:pPr>
+      <w:r>
+        <w:rPr>
+          <w:sz w:val="26"/>
+          <w:szCs w:val="26"/>
+        </w:rPr>
+        <w:t xml:space="preserve">Feature-Engineered Data: new attributes such as </w:t>
+      </w:r>
+      <w:proofErr w:type="spellStart"/>
+      <w:r>
+        <w:rPr>
+          <w:sz w:val="26"/>
+          <w:szCs w:val="26"/>
+        </w:rPr>
+        <w:t>Delivery_Delay</w:t>
+      </w:r>
+      <w:proofErr w:type="spellEnd"/>
+      <w:r>
+        <w:rPr>
+          <w:sz w:val="26"/>
+          <w:szCs w:val="26"/>
+        </w:rPr>
+        <w:t xml:space="preserve">, </w:t>
+      </w:r>
+      <w:proofErr w:type="spellStart"/>
+      <w:r>
+        <w:rPr>
+          <w:sz w:val="26"/>
+          <w:szCs w:val="26"/>
+        </w:rPr>
+        <w:t>Total_Price</w:t>
+      </w:r>
+      <w:proofErr w:type="spellEnd"/>
+      <w:r>
+        <w:rPr>
+          <w:sz w:val="26"/>
+          <w:szCs w:val="26"/>
+        </w:rPr>
+        <w:t xml:space="preserve">, </w:t>
+      </w:r>
+      <w:proofErr w:type="spellStart"/>
+      <w:r>
+        <w:rPr>
+          <w:sz w:val="26"/>
+          <w:szCs w:val="26"/>
+        </w:rPr>
+        <w:t>Shipping_Duration</w:t>
+      </w:r>
+      <w:proofErr w:type="spellEnd"/>
+      <w:r>
+        <w:rPr>
+          <w:sz w:val="26"/>
+          <w:szCs w:val="26"/>
+        </w:rPr>
+        <w:t xml:space="preserve">, </w:t>
+      </w:r>
+      <w:proofErr w:type="spellStart"/>
+      <w:r>
+        <w:rPr>
+          <w:sz w:val="26"/>
+          <w:szCs w:val="26"/>
+        </w:rPr>
+        <w:t>Order_Month</w:t>
+      </w:r>
+      <w:proofErr w:type="spellEnd"/>
+      <w:r>
+        <w:rPr>
+          <w:sz w:val="26"/>
+          <w:szCs w:val="26"/>
+        </w:rPr>
+        <w:t xml:space="preserve">, and </w:t>
+      </w:r>
+      <w:proofErr w:type="spellStart"/>
+      <w:r>
+        <w:rPr>
+          <w:sz w:val="26"/>
+          <w:szCs w:val="26"/>
+        </w:rPr>
+        <w:t>Order_Weekday</w:t>
+      </w:r>
+      <w:proofErr w:type="spellEnd"/>
+      <w:r>
+        <w:rPr>
+          <w:sz w:val="26"/>
+          <w:szCs w:val="26"/>
+        </w:rPr>
+        <w:t xml:space="preserve"> are derived.</w:t>
+      </w:r>
+    </w:p>
+    <w:p>
+      <w:pPr>
+        <w:pStyle w:val="NormalWeb"/>
+        <w:numPr>
+          <w:ilvl w:val="0"/>
+          <w:numId w:val="72"/>
+        </w:numPr>
         <w:tabs>
           <w:tab w:val="left" w:pos="2582"/>
         </w:tabs>
-        <w:spacing w:line="240" w:lineRule="auto"/>
-        <w:ind w:left="360"/>
-        <w:rPr>
-          <w:rFonts w:ascii="Times New Roman" w:hAnsi="Times New Roman" w:cs="Times New Roman"/>
-          <w:sz w:val="26"/>
-          <w:szCs w:val="26"/>
-        </w:rPr>
-      </w:pPr>
-      <w:r>
-        <w:rPr>
-          <w:rFonts w:ascii="Times New Roman" w:hAnsi="Times New Roman" w:cs="Times New Roman"/>
-          <w:sz w:val="26"/>
-          <w:szCs w:val="26"/>
-        </w:rPr>
-        <w:t>→ Model Training</w:t>
-      </w:r>
-    </w:p>
-    <w:p>
-      <w:pPr>
+        <w:spacing w:after="0" w:line="240" w:lineRule="auto"/>
+        <w:ind w:left="927"/>
+        <w:rPr>
+          <w:sz w:val="26"/>
+          <w:szCs w:val="26"/>
+        </w:rPr>
+      </w:pPr>
+      <w:r>
+        <w:rPr>
+          <w:sz w:val="26"/>
+          <w:szCs w:val="26"/>
+        </w:rPr>
+        <w:t xml:space="preserve">Model Training: features are scaled and fed into Linear Regression, Random Forest, and </w:t>
+      </w:r>
+      <w:proofErr w:type="spellStart"/>
+      <w:r>
+        <w:rPr>
+          <w:sz w:val="26"/>
+          <w:szCs w:val="26"/>
+        </w:rPr>
+        <w:t>XGBoost</w:t>
+      </w:r>
+      <w:proofErr w:type="spellEnd"/>
+      <w:r>
+        <w:rPr>
+          <w:sz w:val="26"/>
+          <w:szCs w:val="26"/>
+        </w:rPr>
+        <w:t xml:space="preserve"> models.</w:t>
+      </w:r>
+    </w:p>
+    <w:p>
+      <w:pPr>
+        <w:pStyle w:val="NormalWeb"/>
+        <w:numPr>
+          <w:ilvl w:val="0"/>
+          <w:numId w:val="72"/>
+        </w:numPr>
         <w:tabs>
           <w:tab w:val="left" w:pos="2582"/>
         </w:tabs>
-        <w:spacing w:line="240" w:lineRule="auto"/>
-        <w:ind w:left="360"/>
-        <w:rPr>
-          <w:rFonts w:ascii="Times New Roman" w:hAnsi="Times New Roman" w:cs="Times New Roman"/>
-          <w:sz w:val="26"/>
-          <w:szCs w:val="26"/>
-        </w:rPr>
-      </w:pPr>
-      <w:r>
-        <w:rPr>
-          <w:rFonts w:ascii="Times New Roman" w:hAnsi="Times New Roman" w:cs="Times New Roman"/>
-          <w:sz w:val="26"/>
-          <w:szCs w:val="26"/>
-        </w:rPr>
-        <w:t>→ Predictions</w:t>
-      </w:r>
-    </w:p>
-    <w:p>
-      <w:pPr>
+        <w:spacing w:after="0" w:line="240" w:lineRule="auto"/>
+        <w:ind w:left="927"/>
+        <w:rPr>
+          <w:sz w:val="26"/>
+          <w:szCs w:val="26"/>
+        </w:rPr>
+      </w:pPr>
+      <w:r>
+        <w:rPr>
+          <w:sz w:val="26"/>
+          <w:szCs w:val="26"/>
+        </w:rPr>
+        <w:t xml:space="preserve">Predictions: the best-tuned </w:t>
+      </w:r>
+      <w:proofErr w:type="spellStart"/>
+      <w:r>
+        <w:rPr>
+          <w:sz w:val="26"/>
+          <w:szCs w:val="26"/>
+        </w:rPr>
+        <w:t>XGBoost</w:t>
+      </w:r>
+      <w:proofErr w:type="spellEnd"/>
+      <w:r>
+        <w:rPr>
+          <w:sz w:val="26"/>
+          <w:szCs w:val="26"/>
+        </w:rPr>
+        <w:t xml:space="preserve"> model generates sales forecasts on the test set. </w:t>
+      </w:r>
+    </w:p>
+    <w:p>
+      <w:pPr>
+        <w:pStyle w:val="NormalWeb"/>
+        <w:numPr>
+          <w:ilvl w:val="0"/>
+          <w:numId w:val="72"/>
+        </w:numPr>
         <w:tabs>
           <w:tab w:val="left" w:pos="2582"/>
         </w:tabs>
-        <w:spacing w:line="240" w:lineRule="auto"/>
-        <w:ind w:left="360"/>
-        <w:rPr>
-          <w:rFonts w:ascii="Times New Roman" w:hAnsi="Times New Roman" w:cs="Times New Roman"/>
-          <w:sz w:val="26"/>
-          <w:szCs w:val="26"/>
-        </w:rPr>
-      </w:pPr>
-      <w:r>
-        <w:rPr>
-          <w:rFonts w:ascii="Times New Roman" w:hAnsi="Times New Roman" w:cs="Times New Roman"/>
-          <w:sz w:val="26"/>
-          <w:szCs w:val="26"/>
-        </w:rPr>
-        <w:t>→ Evaluation Results and Visualizations</w:t>
-      </w:r>
-      <w:r>
-        <w:rPr>
-          <w:rFonts w:ascii="Times New Roman" w:hAnsi="Times New Roman" w:cs="Times New Roman"/>
-          <w:sz w:val="26"/>
-          <w:szCs w:val="26"/>
-        </w:rPr>
-        <w:t>.</w:t>
-      </w:r>
-    </w:p>
-    <w:p>
-      <w:pPr>
-        <w:pStyle w:val="BodyTextIndent"/>
+        <w:spacing w:after="0" w:line="240" w:lineRule="auto"/>
+        <w:ind w:left="927"/>
+        <w:rPr>
+          <w:sz w:val="26"/>
+          <w:szCs w:val="26"/>
+        </w:rPr>
+      </w:pPr>
+      <w:r>
+        <w:rPr>
+          <w:sz w:val="26"/>
+          <w:szCs w:val="26"/>
+        </w:rPr>
+        <w:t>Evaluation Results and Visualizations: R², MAE, feature importance charts, and actual vs predicted plots are produced.</w:t>
+      </w:r>
+    </w:p>
+    <w:p>
+      <w:pPr>
+        <w:pStyle w:val="NormalWeb"/>
         <w:tabs>
           <w:tab w:val="left" w:pos="2582"/>
         </w:tabs>
-      </w:pPr>
-      <w:r>
-        <w:t xml:space="preserve">This structured flow ensures that data is progressively refined before being used for prediction. </w:t>
-      </w:r>
-      <w:r>
-        <w:t xml:space="preserve"> </w:t>
-      </w:r>
-      <w:r>
-        <w:t>Intermediate checkpoints are maintained to improve reproducibility and debugging</w:t>
-      </w:r>
-      <w:r>
-        <w:t>.</w:t>
-      </w:r>
-    </w:p>
-    <w:p>
-      <w:pPr>
-        <w:pStyle w:val="NormalWeb"/>
-        <w:tabs>
-          <w:tab w:val="left" w:pos="2582"/>
-        </w:tabs>
-        <w:spacing w:line="240" w:lineRule="auto"/>
+        <w:spacing w:after="0" w:line="240" w:lineRule="auto"/>
+        <w:ind w:left="567"/>
+        <w:rPr>
+          <w:sz w:val="44"/>
+          <w:szCs w:val="44"/>
+        </w:rPr>
       </w:pPr>
     </w:p>
     <w:p>
@@ -3350,6 +3392,7 @@
           <w:sz w:val="26"/>
           <w:szCs w:val="26"/>
         </w:rPr>
+        <w:lastRenderedPageBreak/>
         <w:drawing>
           <wp:inline distT="0" distB="0" distL="0" distR="0" wp14:anchorId="37156838" wp14:editId="459C5099">
             <wp:extent cx="5966047" cy="2963918"/>
@@ -4291,16 +4334,7 @@
           <w:sz w:val="26"/>
           <w:szCs w:val="26"/>
         </w:rPr>
-        <w:t xml:space="preserve"> → Provides statistics on late </w:t>
-      </w:r>
-      <w:proofErr w:type="gramStart"/>
-      <w:r>
-        <w:rPr>
-          <w:rFonts w:ascii="Times New Roman" w:hAnsi="Times New Roman" w:cs="Times New Roman"/>
-          <w:sz w:val="26"/>
-          <w:szCs w:val="26"/>
-        </w:rPr>
-        <w:t xml:space="preserve">deliveries </w:t>
+        <w:t xml:space="preserve"> → Provides statistics on late deliveries</w:t>
       </w:r>
       <w:r>
         <w:rPr>
@@ -4310,7 +4344,31 @@
         </w:rPr>
         <w:t>.</w:t>
       </w:r>
-      <w:proofErr w:type="gramEnd"/>
+    </w:p>
+    <w:p>
+      <w:pPr>
+        <w:numPr>
+          <w:ilvl w:val="0"/>
+          <w:numId w:val="63"/>
+        </w:numPr>
+        <w:tabs>
+          <w:tab w:val="left" w:pos="2582"/>
+        </w:tabs>
+        <w:spacing w:line="240" w:lineRule="auto"/>
+        <w:rPr>
+          <w:rFonts w:ascii="Times New Roman" w:hAnsi="Times New Roman" w:cs="Times New Roman"/>
+          <w:sz w:val="26"/>
+          <w:szCs w:val="26"/>
+        </w:rPr>
+      </w:pPr>
+      <w:r>
+        <w:rPr>
+          <w:rFonts w:ascii="Times New Roman" w:hAnsi="Times New Roman" w:cs="Times New Roman"/>
+          <w:sz w:val="26"/>
+          <w:szCs w:val="26"/>
+        </w:rPr>
+        <w:t>GET /model/performance → Returns current model evaluation metrics including R² score and MAE.</w:t>
+      </w:r>
     </w:p>
     <w:p>
       <w:pPr>
@@ -4565,8 +4623,8 @@
         <w:ind w:left="360"/>
         <w:rPr>
           <w:rFonts w:ascii="Times New Roman" w:hAnsi="Times New Roman" w:cs="Times New Roman"/>
-          <w:sz w:val="28"/>
-          <w:szCs w:val="28"/>
+          <w:sz w:val="18"/>
+          <w:szCs w:val="18"/>
         </w:rPr>
       </w:pPr>
     </w:p>
@@ -4728,6 +4786,7 @@
           <w:sz w:val="26"/>
           <w:szCs w:val="26"/>
         </w:rPr>
+        <w:lastRenderedPageBreak/>
         <w:t>Processed datasets and trained models are versioned with timestamps</w:t>
       </w:r>
     </w:p>
@@ -5022,6 +5081,14 @@
           <w:sz w:val="26"/>
           <w:szCs w:val="26"/>
         </w:rPr>
+        <w:t xml:space="preserve">  </w:t>
+      </w:r>
+      <w:r>
+        <w:rPr>
+          <w:rFonts w:ascii="Times New Roman" w:hAnsi="Times New Roman" w:cs="Times New Roman"/>
+          <w:sz w:val="26"/>
+          <w:szCs w:val="26"/>
+        </w:rPr>
         <w:t>No external system integrations are currently implemented.</w:t>
       </w:r>
     </w:p>
@@ -5092,7 +5159,48 @@
         <w:tabs>
           <w:tab w:val="left" w:pos="2582"/>
         </w:tabs>
-        <w:spacing w:after="120"/>
+        <w:spacing w:after="0"/>
+        <w:ind w:left="360"/>
+        <w:rPr>
+          <w:rFonts w:ascii="Times New Roman" w:hAnsi="Times New Roman" w:cs="Times New Roman"/>
+          <w:sz w:val="26"/>
+          <w:szCs w:val="26"/>
+        </w:rPr>
+      </w:pPr>
+      <w:r>
+        <w:rPr>
+          <w:rFonts w:ascii="Times New Roman" w:hAnsi="Times New Roman" w:cs="Times New Roman"/>
+          <w:sz w:val="26"/>
+          <w:szCs w:val="26"/>
+        </w:rPr>
+        <w:t xml:space="preserve">The system is currently stateless, where each execution is independent. Trained models are saved using serialization techniques (e.g., </w:t>
+      </w:r>
+      <w:proofErr w:type="spellStart"/>
+      <w:r>
+        <w:rPr>
+          <w:rFonts w:ascii="Times New Roman" w:hAnsi="Times New Roman" w:cs="Times New Roman"/>
+          <w:sz w:val="26"/>
+          <w:szCs w:val="26"/>
+        </w:rPr>
+        <w:t>joblib</w:t>
+      </w:r>
+      <w:proofErr w:type="spellEnd"/>
+      <w:r>
+        <w:rPr>
+          <w:rFonts w:ascii="Times New Roman" w:hAnsi="Times New Roman" w:cs="Times New Roman"/>
+          <w:sz w:val="26"/>
+          <w:szCs w:val="26"/>
+        </w:rPr>
+        <w:t>) for reuse.</w:t>
+      </w:r>
+    </w:p>
+    <w:p>
+      <w:pPr>
+        <w:pStyle w:val="ListParagraph"/>
+        <w:tabs>
+          <w:tab w:val="left" w:pos="2582"/>
+        </w:tabs>
+        <w:spacing w:after="0"/>
         <w:ind w:left="360"/>
         <w:rPr>
           <w:rFonts w:ascii="Times New Roman" w:hAnsi="Times New Roman" w:cs="Times New Roman"/>
@@ -5108,7 +5216,7 @@
           <w:sz w:val="26"/>
           <w:szCs w:val="26"/>
         </w:rPr>
-        <w:t xml:space="preserve">The system is currently stateless, where each execution is independent. Trained models are saved using serialization techniques (e.g., </w:t>
+        <w:t xml:space="preserve">The trained </w:t>
       </w:r>
       <w:proofErr w:type="spellStart"/>
       <w:r>
@@ -5117,7 +5225,7 @@
           <w:sz w:val="26"/>
           <w:szCs w:val="26"/>
         </w:rPr>
-        <w:t>joblib</w:t>
+        <w:t>XGBoost</w:t>
       </w:r>
       <w:proofErr w:type="spellEnd"/>
       <w:r>
@@ -5126,7 +5234,47 @@
           <w:sz w:val="26"/>
           <w:szCs w:val="26"/>
         </w:rPr>
-        <w:t>) for reuse.</w:t>
+        <w:t xml:space="preserve"> pipeline is serialized using </w:t>
+      </w:r>
+      <w:proofErr w:type="spellStart"/>
+      <w:proofErr w:type="gramStart"/>
+      <w:r>
+        <w:rPr>
+          <w:rFonts w:ascii="Times New Roman" w:hAnsi="Times New Roman" w:cs="Times New Roman"/>
+          <w:sz w:val="26"/>
+          <w:szCs w:val="26"/>
+        </w:rPr>
+        <w:t>joblib.dump</w:t>
+      </w:r>
+      <w:proofErr w:type="spellEnd"/>
+      <w:proofErr w:type="gramEnd"/>
+      <w:r>
+        <w:rPr>
+          <w:rFonts w:ascii="Times New Roman" w:hAnsi="Times New Roman" w:cs="Times New Roman"/>
+          <w:sz w:val="26"/>
+          <w:szCs w:val="26"/>
+        </w:rPr>
+        <w:t xml:space="preserve">() and can be reloaded at any time using </w:t>
+      </w:r>
+      <w:proofErr w:type="spellStart"/>
+      <w:proofErr w:type="gramStart"/>
+      <w:r>
+        <w:rPr>
+          <w:rFonts w:ascii="Times New Roman" w:hAnsi="Times New Roman" w:cs="Times New Roman"/>
+          <w:sz w:val="26"/>
+          <w:szCs w:val="26"/>
+        </w:rPr>
+        <w:t>joblib.load</w:t>
+      </w:r>
+      <w:proofErr w:type="spellEnd"/>
+      <w:proofErr w:type="gramEnd"/>
+      <w:r>
+        <w:rPr>
+          <w:rFonts w:ascii="Times New Roman" w:hAnsi="Times New Roman" w:cs="Times New Roman"/>
+          <w:sz w:val="26"/>
+          <w:szCs w:val="26"/>
+        </w:rPr>
+        <w:t>() without retraining. This ensures that predictions can be generated on new data independently of the training environment.</w:t>
       </w:r>
     </w:p>
     <w:p>
@@ -5146,7 +5294,15 @@
           <w:sz w:val="26"/>
           <w:szCs w:val="26"/>
         </w:rPr>
-        <w:t xml:space="preserve">      </w:t>
+        <w:t xml:space="preserve">     </w:t>
+      </w:r>
+      <w:r>
+        <w:rPr>
+          <w:rFonts w:ascii="Times New Roman" w:hAnsi="Times New Roman" w:cs="Times New Roman"/>
+          <w:sz w:val="26"/>
+          <w:szCs w:val="26"/>
+        </w:rPr>
+        <w:t xml:space="preserve"> </w:t>
       </w:r>
       <w:r>
         <w:rPr>
@@ -5203,25 +5359,131 @@
     </w:p>
     <w:p>
       <w:pPr>
-        <w:pStyle w:val="ListParagraph"/>
         <w:tabs>
           <w:tab w:val="left" w:pos="2582"/>
         </w:tabs>
-        <w:spacing w:after="120"/>
-        <w:ind w:left="360"/>
-        <w:rPr>
-          <w:rFonts w:ascii="Times New Roman" w:hAnsi="Times New Roman" w:cs="Times New Roman"/>
-          <w:sz w:val="26"/>
-          <w:szCs w:val="26"/>
-        </w:rPr>
-      </w:pPr>
-      <w:r>
-        <w:rPr>
-          <w:rFonts w:ascii="Times New Roman" w:hAnsi="Times New Roman" w:cs="Times New Roman"/>
-          <w:sz w:val="26"/>
-          <w:szCs w:val="26"/>
-        </w:rPr>
-        <w:t xml:space="preserve">Intermediate datasets are stored in memory during execution to reduce redundant computations. In future implementations, caching mechanisms such as Redis can be used to improve performance. </w:t>
+        <w:ind w:left="363"/>
+        <w:rPr>
+          <w:rFonts w:ascii="Times New Roman" w:hAnsi="Times New Roman" w:cs="Times New Roman"/>
+          <w:sz w:val="26"/>
+          <w:szCs w:val="26"/>
+        </w:rPr>
+      </w:pPr>
+      <w:r>
+        <w:rPr>
+          <w:rFonts w:ascii="Times New Roman" w:hAnsi="Times New Roman" w:cs="Times New Roman"/>
+          <w:sz w:val="26"/>
+          <w:szCs w:val="26"/>
+        </w:rPr>
+        <w:t xml:space="preserve">During execution, Pandas </w:t>
+      </w:r>
+      <w:proofErr w:type="spellStart"/>
+      <w:r>
+        <w:rPr>
+          <w:rFonts w:ascii="Times New Roman" w:hAnsi="Times New Roman" w:cs="Times New Roman"/>
+          <w:sz w:val="26"/>
+          <w:szCs w:val="26"/>
+        </w:rPr>
+        <w:t>DataFrames</w:t>
+      </w:r>
+      <w:proofErr w:type="spellEnd"/>
+      <w:r>
+        <w:rPr>
+          <w:rFonts w:ascii="Times New Roman" w:hAnsi="Times New Roman" w:cs="Times New Roman"/>
+          <w:sz w:val="26"/>
+          <w:szCs w:val="26"/>
+        </w:rPr>
+        <w:t xml:space="preserve"> are held in memory between pipeline stages, acting as an in-process cache. For example, the cleaned </w:t>
+      </w:r>
+      <w:proofErr w:type="spellStart"/>
+      <w:r>
+        <w:rPr>
+          <w:rFonts w:ascii="Times New Roman" w:hAnsi="Times New Roman" w:cs="Times New Roman"/>
+          <w:sz w:val="26"/>
+          <w:szCs w:val="26"/>
+        </w:rPr>
+        <w:t>DataFrame</w:t>
+      </w:r>
+      <w:proofErr w:type="spellEnd"/>
+      <w:r>
+        <w:rPr>
+          <w:rFonts w:ascii="Times New Roman" w:hAnsi="Times New Roman" w:cs="Times New Roman"/>
+          <w:sz w:val="26"/>
+          <w:szCs w:val="26"/>
+        </w:rPr>
+        <w:t xml:space="preserve"> and the feature-engineered </w:t>
+      </w:r>
+      <w:proofErr w:type="spellStart"/>
+      <w:r>
+        <w:rPr>
+          <w:rFonts w:ascii="Times New Roman" w:hAnsi="Times New Roman" w:cs="Times New Roman"/>
+          <w:sz w:val="26"/>
+          <w:szCs w:val="26"/>
+        </w:rPr>
+        <w:t>DataFrame</w:t>
+      </w:r>
+      <w:proofErr w:type="spellEnd"/>
+      <w:r>
+        <w:rPr>
+          <w:rFonts w:ascii="Times New Roman" w:hAnsi="Times New Roman" w:cs="Times New Roman"/>
+          <w:sz w:val="26"/>
+          <w:szCs w:val="26"/>
+        </w:rPr>
+        <w:t xml:space="preserve"> are stored as separate variables (</w:t>
+      </w:r>
+      <w:proofErr w:type="spellStart"/>
+      <w:r>
+        <w:rPr>
+          <w:rFonts w:ascii="Times New Roman" w:hAnsi="Times New Roman" w:cs="Times New Roman"/>
+          <w:sz w:val="26"/>
+          <w:szCs w:val="26"/>
+        </w:rPr>
+        <w:t>df</w:t>
+      </w:r>
+      <w:proofErr w:type="spellEnd"/>
+      <w:r>
+        <w:rPr>
+          <w:rFonts w:ascii="Times New Roman" w:hAnsi="Times New Roman" w:cs="Times New Roman"/>
+          <w:sz w:val="26"/>
+          <w:szCs w:val="26"/>
+        </w:rPr>
+        <w:t xml:space="preserve">) to avoid redundant </w:t>
+      </w:r>
+      <w:proofErr w:type="spellStart"/>
+      <w:r>
+        <w:rPr>
+          <w:rFonts w:ascii="Times New Roman" w:hAnsi="Times New Roman" w:cs="Times New Roman"/>
+          <w:sz w:val="26"/>
+          <w:szCs w:val="26"/>
+        </w:rPr>
+        <w:t>recomputation</w:t>
+      </w:r>
+      <w:proofErr w:type="spellEnd"/>
+      <w:r>
+        <w:rPr>
+          <w:rFonts w:ascii="Times New Roman" w:hAnsi="Times New Roman" w:cs="Times New Roman"/>
+          <w:sz w:val="26"/>
+          <w:szCs w:val="26"/>
+        </w:rPr>
+        <w:t xml:space="preserve">. In future implementations, caching mechanisms such as Redis or </w:t>
+      </w:r>
+      <w:proofErr w:type="spellStart"/>
+      <w:r>
+        <w:rPr>
+          <w:rFonts w:ascii="Times New Roman" w:hAnsi="Times New Roman" w:cs="Times New Roman"/>
+          <w:sz w:val="26"/>
+          <w:szCs w:val="26"/>
+        </w:rPr>
+        <w:t>joblib's</w:t>
+      </w:r>
+      <w:proofErr w:type="spellEnd"/>
+      <w:r>
+        <w:rPr>
+          <w:rFonts w:ascii="Times New Roman" w:hAnsi="Times New Roman" w:cs="Times New Roman"/>
+          <w:sz w:val="26"/>
+          <w:szCs w:val="26"/>
+        </w:rPr>
+        <w:t xml:space="preserve"> Memory module can be used for persistent caching across sessions.</w:t>
       </w:r>
     </w:p>
     <w:p>
@@ -5229,6 +5491,7 @@
         <w:tabs>
           <w:tab w:val="left" w:pos="2582"/>
         </w:tabs>
+        <w:ind w:left="363"/>
         <w:rPr>
           <w:rFonts w:ascii="Times New Roman" w:hAnsi="Times New Roman" w:cs="Times New Roman"/>
           <w:b/>
@@ -5447,8 +5710,8 @@
           <w:rFonts w:ascii="Times New Roman" w:hAnsi="Times New Roman" w:cs="Times New Roman"/>
           <w:b/>
           <w:bCs/>
-          <w:sz w:val="30"/>
-          <w:szCs w:val="30"/>
+          <w:sz w:val="20"/>
+          <w:szCs w:val="20"/>
         </w:rPr>
       </w:pPr>
     </w:p>
@@ -5587,7 +5850,6 @@
           <w:sz w:val="26"/>
           <w:szCs w:val="26"/>
         </w:rPr>
-        <w:lastRenderedPageBreak/>
         <w:t>Training and testing scores were compared to ensure that the model does not suffer from overfitting</w:t>
       </w:r>
     </w:p>
@@ -5703,7 +5965,7 @@
         <w:pStyle w:val="ListParagraph"/>
         <w:numPr>
           <w:ilvl w:val="0"/>
-          <w:numId w:val="71"/>
+          <w:numId w:val="73"/>
         </w:numPr>
         <w:tabs>
           <w:tab w:val="left" w:pos="2582"/>
@@ -5722,7 +5984,7 @@
           <w:sz w:val="26"/>
           <w:szCs w:val="26"/>
         </w:rPr>
-        <w:t>Model performance depends on data quality</w:t>
+        <w:t>Model performance depends on data quality; missing or inconsistent entries in shipping dates or product prices can directly reduce accuracy.</w:t>
       </w:r>
     </w:p>
     <w:p>
@@ -5730,7 +5992,7 @@
         <w:pStyle w:val="ListParagraph"/>
         <w:numPr>
           <w:ilvl w:val="0"/>
-          <w:numId w:val="71"/>
+          <w:numId w:val="73"/>
         </w:numPr>
         <w:tabs>
           <w:tab w:val="left" w:pos="2582"/>
@@ -5749,7 +6011,7 @@
           <w:sz w:val="26"/>
           <w:szCs w:val="26"/>
         </w:rPr>
-        <w:t>High-cardinality categorical features are not fully optimized</w:t>
+        <w:t>High-cardinality categorical features such as Product Name and Customer City are not fully optimized — one-hot encoding was not applied to these columns due to dimensionality concerns, and target/frequency encoding is reserved for future work.</w:t>
       </w:r>
     </w:p>
     <w:p>
@@ -5757,7 +6019,7 @@
         <w:pStyle w:val="ListParagraph"/>
         <w:numPr>
           <w:ilvl w:val="0"/>
-          <w:numId w:val="71"/>
+          <w:numId w:val="73"/>
         </w:numPr>
         <w:tabs>
           <w:tab w:val="left" w:pos="2582"/>
@@ -5776,7 +6038,7 @@
           <w:sz w:val="26"/>
           <w:szCs w:val="26"/>
         </w:rPr>
-        <w:t>The system does not support real-time prediction</w:t>
+        <w:t>The system does not support real-time prediction as it operates on a static CSV dataset.</w:t>
       </w:r>
     </w:p>
     <w:p>
@@ -5784,7 +6046,7 @@
         <w:pStyle w:val="ListParagraph"/>
         <w:numPr>
           <w:ilvl w:val="0"/>
-          <w:numId w:val="71"/>
+          <w:numId w:val="73"/>
         </w:numPr>
         <w:tabs>
           <w:tab w:val="left" w:pos="2582"/>
@@ -5803,15 +6065,7 @@
           <w:sz w:val="26"/>
           <w:szCs w:val="26"/>
         </w:rPr>
-        <w:t>Performance may degrade for unseen or rare data patterns</w:t>
-      </w:r>
-      <w:r>
-        <w:rPr>
-          <w:rFonts w:ascii="Times New Roman" w:hAnsi="Times New Roman" w:cs="Times New Roman"/>
-          <w:sz w:val="26"/>
-          <w:szCs w:val="26"/>
-        </w:rPr>
-        <w:t xml:space="preserve">. </w:t>
+        <w:t>Performance may degrade for unseen or rare data patterns, particularly low-frequency product categories with insufficient training samples.</w:t>
       </w:r>
     </w:p>
     <w:p>
@@ -5824,8 +6078,8 @@
         <w:ind w:left="927"/>
         <w:rPr>
           <w:rFonts w:ascii="Times New Roman" w:hAnsi="Times New Roman" w:cs="Times New Roman"/>
-          <w:sz w:val="36"/>
-          <w:szCs w:val="36"/>
+          <w:sz w:val="32"/>
+          <w:szCs w:val="32"/>
         </w:rPr>
       </w:pPr>
     </w:p>
@@ -12064,6 +12318,119 @@
     </w:lvl>
   </w:abstractNum>
   <w:abstractNum w:abstractNumId="51" w15:restartNumberingAfterBreak="0">
+    <w:nsid w:val="53E947B0"/>
+    <w:multiLevelType w:val="hybridMultilevel"/>
+    <w:tmpl w:val="F8E4C856"/>
+    <w:lvl w:ilvl="0" w:tplc="40090001">
+      <w:start w:val="1"/>
+      <w:numFmt w:val="bullet"/>
+      <w:lvlText w:val=""/>
+      <w:lvlJc w:val="left"/>
+      <w:pPr>
+        <w:ind w:left="1287" w:hanging="360"/>
+      </w:pPr>
+      <w:rPr>
+        <w:rFonts w:ascii="Symbol" w:hAnsi="Symbol" w:hint="default"/>
+      </w:rPr>
+    </w:lvl>
+    <w:lvl w:ilvl="1" w:tplc="40090003" w:tentative="1">
+      <w:start w:val="1"/>
+      <w:numFmt w:val="bullet"/>
+      <w:lvlText w:val="o"/>
+      <w:lvlJc w:val="left"/>
+      <w:pPr>
+        <w:ind w:left="2007" w:hanging="360"/>
+      </w:pPr>
+      <w:rPr>
+        <w:rFonts w:ascii="Courier New" w:hAnsi="Courier New" w:cs="Courier New" w:hint="default"/>
+      </w:rPr>
+    </w:lvl>
+    <w:lvl w:ilvl="2" w:tplc="40090005" w:tentative="1">
+      <w:start w:val="1"/>
+      <w:numFmt w:val="bullet"/>
+      <w:lvlText w:val=""/>
+      <w:lvlJc w:val="left"/>
+      <w:pPr>
+        <w:ind w:left="2727" w:hanging="360"/>
+      </w:pPr>
+      <w:rPr>
+        <w:rFonts w:ascii="Wingdings" w:hAnsi="Wingdings" w:hint="default"/>
+      </w:rPr>
+    </w:lvl>
+    <w:lvl w:ilvl="3" w:tplc="40090001" w:tentative="1">
+      <w:start w:val="1"/>
+      <w:numFmt w:val="bullet"/>
+      <w:lvlText w:val=""/>
+      <w:lvlJc w:val="left"/>
+      <w:pPr>
+        <w:ind w:left="3447" w:hanging="360"/>
+      </w:pPr>
+      <w:rPr>
+        <w:rFonts w:ascii="Symbol" w:hAnsi="Symbol" w:hint="default"/>
+      </w:rPr>
+    </w:lvl>
+    <w:lvl w:ilvl="4" w:tplc="40090003" w:tentative="1">
+      <w:start w:val="1"/>
+      <w:numFmt w:val="bullet"/>
+      <w:lvlText w:val="o"/>
+      <w:lvlJc w:val="left"/>
+      <w:pPr>
+        <w:ind w:left="4167" w:hanging="360"/>
+      </w:pPr>
+      <w:rPr>
+        <w:rFonts w:ascii="Courier New" w:hAnsi="Courier New" w:cs="Courier New" w:hint="default"/>
+      </w:rPr>
+    </w:lvl>
+    <w:lvl w:ilvl="5" w:tplc="40090005" w:tentative="1">
+      <w:start w:val="1"/>
+      <w:numFmt w:val="bullet"/>
+      <w:lvlText w:val=""/>
+      <w:lvlJc w:val="left"/>
+      <w:pPr>
+        <w:ind w:left="4887" w:hanging="360"/>
+      </w:pPr>
+      <w:rPr>
+        <w:rFonts w:ascii="Wingdings" w:hAnsi="Wingdings" w:hint="default"/>
+      </w:rPr>
+    </w:lvl>
+    <w:lvl w:ilvl="6" w:tplc="40090001" w:tentative="1">
+      <w:start w:val="1"/>
+      <w:numFmt w:val="bullet"/>
+      <w:lvlText w:val=""/>
+      <w:lvlJc w:val="left"/>
+      <w:pPr>
+        <w:ind w:left="5607" w:hanging="360"/>
+      </w:pPr>
+      <w:rPr>
+        <w:rFonts w:ascii="Symbol" w:hAnsi="Symbol" w:hint="default"/>
+      </w:rPr>
+    </w:lvl>
+    <w:lvl w:ilvl="7" w:tplc="40090003" w:tentative="1">
+      <w:start w:val="1"/>
+      <w:numFmt w:val="bullet"/>
+      <w:lvlText w:val="o"/>
+      <w:lvlJc w:val="left"/>
+      <w:pPr>
+        <w:ind w:left="6327" w:hanging="360"/>
+      </w:pPr>
+      <w:rPr>
+        <w:rFonts w:ascii="Courier New" w:hAnsi="Courier New" w:cs="Courier New" w:hint="default"/>
+      </w:rPr>
+    </w:lvl>
+    <w:lvl w:ilvl="8" w:tplc="40090005" w:tentative="1">
+      <w:start w:val="1"/>
+      <w:numFmt w:val="bullet"/>
+      <w:lvlText w:val=""/>
+      <w:lvlJc w:val="left"/>
+      <w:pPr>
+        <w:ind w:left="7047" w:hanging="360"/>
+      </w:pPr>
+      <w:rPr>
+        <w:rFonts w:ascii="Wingdings" w:hAnsi="Wingdings" w:hint="default"/>
+      </w:rPr>
+    </w:lvl>
+  </w:abstractNum>
+  <w:abstractNum w:abstractNumId="52" w15:restartNumberingAfterBreak="0">
     <w:nsid w:val="54452397"/>
     <w:multiLevelType w:val="hybridMultilevel"/>
     <w:tmpl w:val="6100C38C"/>
@@ -12152,7 +12519,7 @@
       </w:pPr>
     </w:lvl>
   </w:abstractNum>
-  <w:abstractNum w:abstractNumId="52" w15:restartNumberingAfterBreak="0">
+  <w:abstractNum w:abstractNumId="53" w15:restartNumberingAfterBreak="0">
     <w:nsid w:val="54B140C0"/>
     <w:multiLevelType w:val="hybridMultilevel"/>
     <w:tmpl w:val="933862EC"/>
@@ -12265,7 +12632,7 @@
       </w:rPr>
     </w:lvl>
   </w:abstractNum>
-  <w:abstractNum w:abstractNumId="53" w15:restartNumberingAfterBreak="0">
+  <w:abstractNum w:abstractNumId="54" w15:restartNumberingAfterBreak="0">
     <w:nsid w:val="562B790B"/>
     <w:multiLevelType w:val="hybridMultilevel"/>
     <w:tmpl w:val="2818A018"/>
@@ -12354,7 +12721,7 @@
       </w:pPr>
     </w:lvl>
   </w:abstractNum>
-  <w:abstractNum w:abstractNumId="54" w15:restartNumberingAfterBreak="0">
+  <w:abstractNum w:abstractNumId="55" w15:restartNumberingAfterBreak="0">
     <w:nsid w:val="59822908"/>
     <w:multiLevelType w:val="hybridMultilevel"/>
     <w:tmpl w:val="7F72CD60"/>
@@ -12467,7 +12834,7 @@
       </w:rPr>
     </w:lvl>
   </w:abstractNum>
-  <w:abstractNum w:abstractNumId="55" w15:restartNumberingAfterBreak="0">
+  <w:abstractNum w:abstractNumId="56" w15:restartNumberingAfterBreak="0">
     <w:nsid w:val="5FD417BC"/>
     <w:multiLevelType w:val="hybridMultilevel"/>
     <w:tmpl w:val="AF445C4A"/>
@@ -12580,7 +12947,7 @@
       </w:rPr>
     </w:lvl>
   </w:abstractNum>
-  <w:abstractNum w:abstractNumId="56" w15:restartNumberingAfterBreak="0">
+  <w:abstractNum w:abstractNumId="57" w15:restartNumberingAfterBreak="0">
     <w:nsid w:val="6488131C"/>
     <w:multiLevelType w:val="multilevel"/>
     <w:tmpl w:val="6FE059C2"/>
@@ -12703,7 +13070,120 @@
       </w:rPr>
     </w:lvl>
   </w:abstractNum>
-  <w:abstractNum w:abstractNumId="57" w15:restartNumberingAfterBreak="0">
+  <w:abstractNum w:abstractNumId="58" w15:restartNumberingAfterBreak="0">
+    <w:nsid w:val="64CF37FE"/>
+    <w:multiLevelType w:val="hybridMultilevel"/>
+    <w:tmpl w:val="B838C760"/>
+    <w:lvl w:ilvl="0" w:tplc="40090001">
+      <w:start w:val="1"/>
+      <w:numFmt w:val="bullet"/>
+      <w:lvlText w:val=""/>
+      <w:lvlJc w:val="left"/>
+      <w:pPr>
+        <w:ind w:left="1647" w:hanging="360"/>
+      </w:pPr>
+      <w:rPr>
+        <w:rFonts w:ascii="Symbol" w:hAnsi="Symbol" w:hint="default"/>
+      </w:rPr>
+    </w:lvl>
+    <w:lvl w:ilvl="1" w:tplc="40090003" w:tentative="1">
+      <w:start w:val="1"/>
+      <w:numFmt w:val="bullet"/>
+      <w:lvlText w:val="o"/>
+      <w:lvlJc w:val="left"/>
+      <w:pPr>
+        <w:ind w:left="2367" w:hanging="360"/>
+      </w:pPr>
+      <w:rPr>
+        <w:rFonts w:ascii="Courier New" w:hAnsi="Courier New" w:cs="Courier New" w:hint="default"/>
+      </w:rPr>
+    </w:lvl>
+    <w:lvl w:ilvl="2" w:tplc="40090005" w:tentative="1">
+      <w:start w:val="1"/>
+      <w:numFmt w:val="bullet"/>
+      <w:lvlText w:val=""/>
+      <w:lvlJc w:val="left"/>
+      <w:pPr>
+        <w:ind w:left="3087" w:hanging="360"/>
+      </w:pPr>
+      <w:rPr>
+        <w:rFonts w:ascii="Wingdings" w:hAnsi="Wingdings" w:hint="default"/>
+      </w:rPr>
+    </w:lvl>
+    <w:lvl w:ilvl="3" w:tplc="40090001" w:tentative="1">
+      <w:start w:val="1"/>
+      <w:numFmt w:val="bullet"/>
+      <w:lvlText w:val=""/>
+      <w:lvlJc w:val="left"/>
+      <w:pPr>
+        <w:ind w:left="3807" w:hanging="360"/>
+      </w:pPr>
+      <w:rPr>
+        <w:rFonts w:ascii="Symbol" w:hAnsi="Symbol" w:hint="default"/>
+      </w:rPr>
+    </w:lvl>
+    <w:lvl w:ilvl="4" w:tplc="40090003" w:tentative="1">
+      <w:start w:val="1"/>
+      <w:numFmt w:val="bullet"/>
+      <w:lvlText w:val="o"/>
+      <w:lvlJc w:val="left"/>
+      <w:pPr>
+        <w:ind w:left="4527" w:hanging="360"/>
+      </w:pPr>
+      <w:rPr>
+        <w:rFonts w:ascii="Courier New" w:hAnsi="Courier New" w:cs="Courier New" w:hint="default"/>
+      </w:rPr>
+    </w:lvl>
+    <w:lvl w:ilvl="5" w:tplc="40090005" w:tentative="1">
+      <w:start w:val="1"/>
+      <w:numFmt w:val="bullet"/>
+      <w:lvlText w:val=""/>
+      <w:lvlJc w:val="left"/>
+      <w:pPr>
+        <w:ind w:left="5247" w:hanging="360"/>
+      </w:pPr>
+      <w:rPr>
+        <w:rFonts w:ascii="Wingdings" w:hAnsi="Wingdings" w:hint="default"/>
+      </w:rPr>
+    </w:lvl>
+    <w:lvl w:ilvl="6" w:tplc="40090001" w:tentative="1">
+      <w:start w:val="1"/>
+      <w:numFmt w:val="bullet"/>
+      <w:lvlText w:val=""/>
+      <w:lvlJc w:val="left"/>
+      <w:pPr>
+        <w:ind w:left="5967" w:hanging="360"/>
+      </w:pPr>
+      <w:rPr>
+        <w:rFonts w:ascii="Symbol" w:hAnsi="Symbol" w:hint="default"/>
+      </w:rPr>
+    </w:lvl>
+    <w:lvl w:ilvl="7" w:tplc="40090003" w:tentative="1">
+      <w:start w:val="1"/>
+      <w:numFmt w:val="bullet"/>
+      <w:lvlText w:val="o"/>
+      <w:lvlJc w:val="left"/>
+      <w:pPr>
+        <w:ind w:left="6687" w:hanging="360"/>
+      </w:pPr>
+      <w:rPr>
+        <w:rFonts w:ascii="Courier New" w:hAnsi="Courier New" w:cs="Courier New" w:hint="default"/>
+      </w:rPr>
+    </w:lvl>
+    <w:lvl w:ilvl="8" w:tplc="40090005" w:tentative="1">
+      <w:start w:val="1"/>
+      <w:numFmt w:val="bullet"/>
+      <w:lvlText w:val=""/>
+      <w:lvlJc w:val="left"/>
+      <w:pPr>
+        <w:ind w:left="7407" w:hanging="360"/>
+      </w:pPr>
+      <w:rPr>
+        <w:rFonts w:ascii="Wingdings" w:hAnsi="Wingdings" w:hint="default"/>
+      </w:rPr>
+    </w:lvl>
+  </w:abstractNum>
+  <w:abstractNum w:abstractNumId="59" w15:restartNumberingAfterBreak="0">
     <w:nsid w:val="664E17D9"/>
     <w:multiLevelType w:val="hybridMultilevel"/>
     <w:tmpl w:val="2508310A"/>
@@ -12816,7 +13296,7 @@
       </w:rPr>
     </w:lvl>
   </w:abstractNum>
-  <w:abstractNum w:abstractNumId="58" w15:restartNumberingAfterBreak="0">
+  <w:abstractNum w:abstractNumId="60" w15:restartNumberingAfterBreak="0">
     <w:nsid w:val="6A4F311A"/>
     <w:multiLevelType w:val="hybridMultilevel"/>
     <w:tmpl w:val="F314DCA6"/>
@@ -12905,7 +13385,7 @@
       </w:pPr>
     </w:lvl>
   </w:abstractNum>
-  <w:abstractNum w:abstractNumId="59" w15:restartNumberingAfterBreak="0">
+  <w:abstractNum w:abstractNumId="61" w15:restartNumberingAfterBreak="0">
     <w:nsid w:val="6AC67579"/>
     <w:multiLevelType w:val="multilevel"/>
     <w:tmpl w:val="0084465C"/>
@@ -13028,7 +13508,7 @@
       </w:rPr>
     </w:lvl>
   </w:abstractNum>
-  <w:abstractNum w:abstractNumId="60" w15:restartNumberingAfterBreak="0">
+  <w:abstractNum w:abstractNumId="62" w15:restartNumberingAfterBreak="0">
     <w:nsid w:val="6B0B4749"/>
     <w:multiLevelType w:val="hybridMultilevel"/>
     <w:tmpl w:val="EA4E6446"/>
@@ -13141,7 +13621,7 @@
       </w:rPr>
     </w:lvl>
   </w:abstractNum>
-  <w:abstractNum w:abstractNumId="61" w15:restartNumberingAfterBreak="0">
+  <w:abstractNum w:abstractNumId="63" w15:restartNumberingAfterBreak="0">
     <w:nsid w:val="6CC0517D"/>
     <w:multiLevelType w:val="hybridMultilevel"/>
     <w:tmpl w:val="F3D8574E"/>
@@ -13254,7 +13734,7 @@
       </w:rPr>
     </w:lvl>
   </w:abstractNum>
-  <w:abstractNum w:abstractNumId="62" w15:restartNumberingAfterBreak="0">
+  <w:abstractNum w:abstractNumId="64" w15:restartNumberingAfterBreak="0">
     <w:nsid w:val="6D9E0EE9"/>
     <w:multiLevelType w:val="hybridMultilevel"/>
     <w:tmpl w:val="4A727486"/>
@@ -13367,7 +13847,7 @@
       </w:rPr>
     </w:lvl>
   </w:abstractNum>
-  <w:abstractNum w:abstractNumId="63" w15:restartNumberingAfterBreak="0">
+  <w:abstractNum w:abstractNumId="65" w15:restartNumberingAfterBreak="0">
     <w:nsid w:val="6DC44D54"/>
     <w:multiLevelType w:val="hybridMultilevel"/>
     <w:tmpl w:val="9F26070A"/>
@@ -13480,7 +13960,7 @@
       </w:rPr>
     </w:lvl>
   </w:abstractNum>
-  <w:abstractNum w:abstractNumId="64" w15:restartNumberingAfterBreak="0">
+  <w:abstractNum w:abstractNumId="66" w15:restartNumberingAfterBreak="0">
     <w:nsid w:val="6E5168AC"/>
     <w:multiLevelType w:val="hybridMultilevel"/>
     <w:tmpl w:val="D304DEE6"/>
@@ -13593,7 +14073,7 @@
       </w:rPr>
     </w:lvl>
   </w:abstractNum>
-  <w:abstractNum w:abstractNumId="65" w15:restartNumberingAfterBreak="0">
+  <w:abstractNum w:abstractNumId="67" w15:restartNumberingAfterBreak="0">
     <w:nsid w:val="6F6B1F37"/>
     <w:multiLevelType w:val="hybridMultilevel"/>
     <w:tmpl w:val="5DCA6114"/>
@@ -13706,7 +14186,7 @@
       </w:rPr>
     </w:lvl>
   </w:abstractNum>
-  <w:abstractNum w:abstractNumId="66" w15:restartNumberingAfterBreak="0">
+  <w:abstractNum w:abstractNumId="68" w15:restartNumberingAfterBreak="0">
     <w:nsid w:val="7246265B"/>
     <w:multiLevelType w:val="hybridMultilevel"/>
     <w:tmpl w:val="735871E0"/>
@@ -13819,7 +14299,7 @@
       </w:rPr>
     </w:lvl>
   </w:abstractNum>
-  <w:abstractNum w:abstractNumId="67" w15:restartNumberingAfterBreak="0">
+  <w:abstractNum w:abstractNumId="69" w15:restartNumberingAfterBreak="0">
     <w:nsid w:val="73FF3F6B"/>
     <w:multiLevelType w:val="multilevel"/>
     <w:tmpl w:val="4094D964"/>
@@ -13950,7 +14430,7 @@
       </w:rPr>
     </w:lvl>
   </w:abstractNum>
-  <w:abstractNum w:abstractNumId="68" w15:restartNumberingAfterBreak="0">
+  <w:abstractNum w:abstractNumId="70" w15:restartNumberingAfterBreak="0">
     <w:nsid w:val="75B44C07"/>
     <w:multiLevelType w:val="hybridMultilevel"/>
     <w:tmpl w:val="B9AC81B0"/>
@@ -14063,7 +14543,7 @@
       </w:rPr>
     </w:lvl>
   </w:abstractNum>
-  <w:abstractNum w:abstractNumId="69" w15:restartNumberingAfterBreak="0">
+  <w:abstractNum w:abstractNumId="71" w15:restartNumberingAfterBreak="0">
     <w:nsid w:val="78437B7B"/>
     <w:multiLevelType w:val="hybridMultilevel"/>
     <w:tmpl w:val="E8A47A2A"/>
@@ -14176,7 +14656,7 @@
       </w:rPr>
     </w:lvl>
   </w:abstractNum>
-  <w:abstractNum w:abstractNumId="70" w15:restartNumberingAfterBreak="0">
+  <w:abstractNum w:abstractNumId="72" w15:restartNumberingAfterBreak="0">
     <w:nsid w:val="79D3635F"/>
     <w:multiLevelType w:val="hybridMultilevel"/>
     <w:tmpl w:val="0758347E"/>
@@ -14290,7 +14770,7 @@
     </w:lvl>
   </w:abstractNum>
   <w:num w:numId="1" w16cid:durableId="1593471299">
-    <w:abstractNumId w:val="67"/>
+    <w:abstractNumId w:val="69"/>
   </w:num>
   <w:num w:numId="2" w16cid:durableId="504709229">
     <w:abstractNumId w:val="21"/>
@@ -14299,22 +14779,22 @@
     <w:abstractNumId w:val="27"/>
   </w:num>
   <w:num w:numId="4" w16cid:durableId="516966445">
-    <w:abstractNumId w:val="56"/>
+    <w:abstractNumId w:val="57"/>
   </w:num>
   <w:num w:numId="5" w16cid:durableId="1201161148">
     <w:abstractNumId w:val="34"/>
   </w:num>
   <w:num w:numId="6" w16cid:durableId="1909145276">
-    <w:abstractNumId w:val="63"/>
+    <w:abstractNumId w:val="65"/>
   </w:num>
   <w:num w:numId="7" w16cid:durableId="1670596571">
-    <w:abstractNumId w:val="61"/>
+    <w:abstractNumId w:val="63"/>
   </w:num>
   <w:num w:numId="8" w16cid:durableId="1083837947">
     <w:abstractNumId w:val="50"/>
   </w:num>
   <w:num w:numId="9" w16cid:durableId="964039702">
-    <w:abstractNumId w:val="54"/>
+    <w:abstractNumId w:val="55"/>
   </w:num>
   <w:num w:numId="10" w16cid:durableId="2060086266">
     <w:abstractNumId w:val="6"/>
@@ -14323,7 +14803,7 @@
     <w:abstractNumId w:val="17"/>
   </w:num>
   <w:num w:numId="12" w16cid:durableId="827399204">
-    <w:abstractNumId w:val="55"/>
+    <w:abstractNumId w:val="56"/>
   </w:num>
   <w:num w:numId="13" w16cid:durableId="1041324747">
     <w:abstractNumId w:val="30"/>
@@ -14332,10 +14812,10 @@
     <w:abstractNumId w:val="45"/>
   </w:num>
   <w:num w:numId="15" w16cid:durableId="1426270514">
-    <w:abstractNumId w:val="51"/>
+    <w:abstractNumId w:val="52"/>
   </w:num>
   <w:num w:numId="16" w16cid:durableId="1561944643">
-    <w:abstractNumId w:val="69"/>
+    <w:abstractNumId w:val="71"/>
   </w:num>
   <w:num w:numId="17" w16cid:durableId="1323392199">
     <w:abstractNumId w:val="9"/>
@@ -14344,25 +14824,25 @@
     <w:abstractNumId w:val="20"/>
   </w:num>
   <w:num w:numId="19" w16cid:durableId="1263950256">
-    <w:abstractNumId w:val="66"/>
+    <w:abstractNumId w:val="68"/>
   </w:num>
   <w:num w:numId="20" w16cid:durableId="811488285">
     <w:abstractNumId w:val="26"/>
   </w:num>
   <w:num w:numId="21" w16cid:durableId="334189189">
-    <w:abstractNumId w:val="68"/>
+    <w:abstractNumId w:val="70"/>
   </w:num>
   <w:num w:numId="22" w16cid:durableId="667174610">
     <w:abstractNumId w:val="36"/>
   </w:num>
   <w:num w:numId="23" w16cid:durableId="1446929133">
-    <w:abstractNumId w:val="62"/>
+    <w:abstractNumId w:val="64"/>
   </w:num>
   <w:num w:numId="24" w16cid:durableId="5058278">
-    <w:abstractNumId w:val="65"/>
+    <w:abstractNumId w:val="67"/>
   </w:num>
   <w:num w:numId="25" w16cid:durableId="1878005529">
-    <w:abstractNumId w:val="52"/>
+    <w:abstractNumId w:val="53"/>
   </w:num>
   <w:num w:numId="26" w16cid:durableId="1734544708">
     <w:abstractNumId w:val="22"/>
@@ -14386,7 +14866,7 @@
     <w:abstractNumId w:val="47"/>
   </w:num>
   <w:num w:numId="33" w16cid:durableId="1579559594">
-    <w:abstractNumId w:val="58"/>
+    <w:abstractNumId w:val="60"/>
   </w:num>
   <w:num w:numId="34" w16cid:durableId="85618073">
     <w:abstractNumId w:val="46"/>
@@ -14404,7 +14884,7 @@
     <w:abstractNumId w:val="7"/>
   </w:num>
   <w:num w:numId="39" w16cid:durableId="954602899">
-    <w:abstractNumId w:val="64"/>
+    <w:abstractNumId w:val="66"/>
   </w:num>
   <w:num w:numId="40" w16cid:durableId="1721440240">
     <w:abstractNumId w:val="14"/>
@@ -14416,7 +14896,7 @@
     <w:abstractNumId w:val="8"/>
   </w:num>
   <w:num w:numId="43" w16cid:durableId="860320484">
-    <w:abstractNumId w:val="60"/>
+    <w:abstractNumId w:val="62"/>
   </w:num>
   <w:num w:numId="44" w16cid:durableId="2067562041">
     <w:abstractNumId w:val="18"/>
@@ -14437,13 +14917,13 @@
     <w:abstractNumId w:val="25"/>
   </w:num>
   <w:num w:numId="50" w16cid:durableId="1581789510">
-    <w:abstractNumId w:val="70"/>
+    <w:abstractNumId w:val="72"/>
   </w:num>
   <w:num w:numId="51" w16cid:durableId="506986597">
     <w:abstractNumId w:val="42"/>
   </w:num>
   <w:num w:numId="52" w16cid:durableId="1661273621">
-    <w:abstractNumId w:val="59"/>
+    <w:abstractNumId w:val="61"/>
   </w:num>
   <w:num w:numId="53" w16cid:durableId="1060790186">
     <w:abstractNumId w:val="39"/>
@@ -14464,7 +14944,7 @@
     <w:abstractNumId w:val="19"/>
   </w:num>
   <w:num w:numId="59" w16cid:durableId="1164051561">
-    <w:abstractNumId w:val="53"/>
+    <w:abstractNumId w:val="54"/>
   </w:num>
   <w:num w:numId="60" w16cid:durableId="1351646023">
     <w:abstractNumId w:val="23"/>
@@ -14500,7 +14980,13 @@
     <w:abstractNumId w:val="38"/>
   </w:num>
   <w:num w:numId="71" w16cid:durableId="465394302">
-    <w:abstractNumId w:val="57"/>
+    <w:abstractNumId w:val="59"/>
+  </w:num>
+  <w:num w:numId="72" w16cid:durableId="637760451">
+    <w:abstractNumId w:val="51"/>
+  </w:num>
+  <w:num w:numId="73" w16cid:durableId="2059471517">
+    <w:abstractNumId w:val="58"/>
   </w:num>
 </w:numbering>
 </file>
